--- a/Documentation/External Doc/List to go.docx
+++ b/Documentation/External Doc/List to go.docx
@@ -60,8 +60,54 @@
           <w:sz w:val="24"/>
           <w:szCs w:val="24"/>
         </w:rPr>
+        <w:t xml:space="preserve">Name:  </w:t>
+      </w:r>
+      <w:proofErr w:type="spellStart"/>
+      <w:r>
+        <w:rPr>
+          <w:rFonts w:ascii="Arial" w:hAnsi="Arial" w:cs="Arial"/>
+          <w:sz w:val="24"/>
+          <w:szCs w:val="24"/>
+        </w:rPr>
+        <w:t>Seif</w:t>
+      </w:r>
+      <w:proofErr w:type="spellEnd"/>
+      <w:r>
+        <w:rPr>
+          <w:rFonts w:ascii="Arial" w:hAnsi="Arial" w:cs="Arial"/>
+          <w:sz w:val="24"/>
+          <w:szCs w:val="24"/>
+        </w:rPr>
+        <w:t xml:space="preserve"> Rami, ID: SR2200251</w:t>
+      </w:r>
+    </w:p>
+    <w:p>
+      <w:pPr>
+        <w:jc w:val="center"/>
+        <w:rPr>
+          <w:rFonts w:ascii="Arial" w:hAnsi="Arial" w:cs="Arial"/>
+          <w:sz w:val="24"/>
+          <w:szCs w:val="24"/>
+        </w:rPr>
+      </w:pPr>
+      <w:r>
+        <w:rPr>
+          <w:rFonts w:ascii="Arial" w:hAnsi="Arial" w:cs="Arial"/>
+          <w:sz w:val="24"/>
+          <w:szCs w:val="24"/>
+        </w:rPr>
         <w:t xml:space="preserve">Name: </w:t>
       </w:r>
+      <w:proofErr w:type="spellStart"/>
+      <w:r>
+        <w:rPr>
+          <w:rFonts w:ascii="Arial" w:hAnsi="Arial" w:cs="Arial"/>
+          <w:sz w:val="24"/>
+          <w:szCs w:val="24"/>
+        </w:rPr>
+        <w:t>Abdelrahman</w:t>
+      </w:r>
+      <w:proofErr w:type="spellEnd"/>
       <w:r>
         <w:rPr>
           <w:rFonts w:ascii="Arial" w:hAnsi="Arial" w:cs="Arial"/>
@@ -77,7 +123,7 @@
           <w:sz w:val="24"/>
           <w:szCs w:val="24"/>
         </w:rPr>
-        <w:t>Seif</w:t>
+        <w:t>Elsayed</w:t>
       </w:r>
       <w:proofErr w:type="spellEnd"/>
       <w:r>
@@ -86,14 +132,6 @@
           <w:sz w:val="24"/>
           <w:szCs w:val="24"/>
         </w:rPr>
-        <w:t xml:space="preserve"> Rami</w:t>
-      </w:r>
-      <w:r>
-        <w:rPr>
-          <w:rFonts w:ascii="Arial" w:hAnsi="Arial" w:cs="Arial"/>
-          <w:sz w:val="24"/>
-          <w:szCs w:val="24"/>
-        </w:rPr>
         <w:t xml:space="preserve">, </w:t>
       </w:r>
       <w:r>
@@ -102,7 +140,59 @@
           <w:sz w:val="24"/>
           <w:szCs w:val="24"/>
         </w:rPr>
-        <w:t>ID:</w:t>
+        <w:t xml:space="preserve">ID: </w:t>
+      </w:r>
+      <w:r>
+        <w:rPr>
+          <w:rFonts w:ascii="Arial" w:hAnsi="Arial" w:cs="Arial"/>
+          <w:sz w:val="24"/>
+          <w:szCs w:val="24"/>
+        </w:rPr>
+        <w:t>AE2301057</w:t>
+      </w:r>
+    </w:p>
+    <w:p>
+      <w:pPr>
+        <w:jc w:val="center"/>
+        <w:rPr>
+          <w:rFonts w:ascii="Arial" w:hAnsi="Arial" w:cs="Arial"/>
+          <w:sz w:val="24"/>
+          <w:szCs w:val="24"/>
+        </w:rPr>
+      </w:pPr>
+      <w:r>
+        <w:rPr>
+          <w:rFonts w:ascii="Arial" w:hAnsi="Arial" w:cs="Arial"/>
+          <w:sz w:val="24"/>
+          <w:szCs w:val="24"/>
+        </w:rPr>
+        <w:t xml:space="preserve">Name: </w:t>
+      </w:r>
+      <w:r>
+        <w:rPr>
+          <w:rFonts w:ascii="Arial" w:hAnsi="Arial" w:cs="Arial"/>
+          <w:sz w:val="24"/>
+          <w:szCs w:val="24"/>
+        </w:rPr>
+        <w:t xml:space="preserve">Mohamed Adel </w:t>
+      </w:r>
+      <w:proofErr w:type="spellStart"/>
+      <w:r>
+        <w:rPr>
+          <w:rFonts w:ascii="Arial" w:hAnsi="Arial" w:cs="Arial"/>
+          <w:sz w:val="24"/>
+          <w:szCs w:val="24"/>
+        </w:rPr>
+        <w:t>Assal</w:t>
+      </w:r>
+      <w:proofErr w:type="spellEnd"/>
+      <w:r>
+        <w:rPr>
+          <w:rFonts w:ascii="Arial" w:hAnsi="Arial" w:cs="Arial"/>
+          <w:sz w:val="24"/>
+          <w:szCs w:val="24"/>
+        </w:rPr>
+        <w:t>,</w:t>
       </w:r>
       <w:r>
         <w:rPr>
@@ -118,68 +208,6 @@
           <w:sz w:val="24"/>
           <w:szCs w:val="24"/>
         </w:rPr>
-        <w:t>SR2200251</w:t>
-      </w:r>
-    </w:p>
-    <w:p>
-      <w:pPr>
-        <w:jc w:val="center"/>
-        <w:rPr>
-          <w:rFonts w:ascii="Arial" w:hAnsi="Arial" w:cs="Arial"/>
-          <w:sz w:val="24"/>
-          <w:szCs w:val="24"/>
-        </w:rPr>
-      </w:pPr>
-      <w:r>
-        <w:rPr>
-          <w:rFonts w:ascii="Arial" w:hAnsi="Arial" w:cs="Arial"/>
-          <w:sz w:val="24"/>
-          <w:szCs w:val="24"/>
-        </w:rPr>
-        <w:t xml:space="preserve">Name: </w:t>
-      </w:r>
-      <w:proofErr w:type="spellStart"/>
-      <w:r>
-        <w:rPr>
-          <w:rFonts w:ascii="Arial" w:hAnsi="Arial" w:cs="Arial"/>
-          <w:sz w:val="24"/>
-          <w:szCs w:val="24"/>
-        </w:rPr>
-        <w:t>Abdelrahman</w:t>
-      </w:r>
-      <w:proofErr w:type="spellEnd"/>
-      <w:r>
-        <w:rPr>
-          <w:rFonts w:ascii="Arial" w:hAnsi="Arial" w:cs="Arial"/>
-          <w:sz w:val="24"/>
-          <w:szCs w:val="24"/>
-        </w:rPr>
-        <w:t xml:space="preserve"> </w:t>
-      </w:r>
-      <w:proofErr w:type="spellStart"/>
-      <w:r>
-        <w:rPr>
-          <w:rFonts w:ascii="Arial" w:hAnsi="Arial" w:cs="Arial"/>
-          <w:sz w:val="24"/>
-          <w:szCs w:val="24"/>
-        </w:rPr>
-        <w:t>Elsayed</w:t>
-      </w:r>
-      <w:proofErr w:type="spellEnd"/>
-      <w:r>
-        <w:rPr>
-          <w:rFonts w:ascii="Arial" w:hAnsi="Arial" w:cs="Arial"/>
-          <w:sz w:val="24"/>
-          <w:szCs w:val="24"/>
-        </w:rPr>
-        <w:t xml:space="preserve">, </w:t>
-      </w:r>
-      <w:r>
-        <w:rPr>
-          <w:rFonts w:ascii="Arial" w:hAnsi="Arial" w:cs="Arial"/>
-          <w:sz w:val="24"/>
-          <w:szCs w:val="24"/>
-        </w:rPr>
         <w:t xml:space="preserve">ID: </w:t>
       </w:r>
       <w:r>
@@ -188,78 +216,8 @@
           <w:sz w:val="24"/>
           <w:szCs w:val="24"/>
         </w:rPr>
-        <w:t>AE2301057</w:t>
-      </w:r>
-    </w:p>
-    <w:p>
-      <w:pPr>
-        <w:jc w:val="center"/>
-        <w:rPr>
-          <w:rFonts w:ascii="Arial" w:hAnsi="Arial" w:cs="Arial"/>
-          <w:sz w:val="24"/>
-          <w:szCs w:val="24"/>
-        </w:rPr>
-      </w:pPr>
-      <w:r>
-        <w:rPr>
-          <w:rFonts w:ascii="Arial" w:hAnsi="Arial" w:cs="Arial"/>
-          <w:sz w:val="24"/>
-          <w:szCs w:val="24"/>
-        </w:rPr>
-        <w:t xml:space="preserve">Name: </w:t>
-      </w:r>
-      <w:r>
-        <w:rPr>
-          <w:rFonts w:ascii="Arial" w:hAnsi="Arial" w:cs="Arial"/>
-          <w:sz w:val="24"/>
-          <w:szCs w:val="24"/>
-        </w:rPr>
-        <w:t xml:space="preserve">Mohamed Adel </w:t>
-      </w:r>
-      <w:proofErr w:type="spellStart"/>
-      <w:r>
-        <w:rPr>
-          <w:rFonts w:ascii="Arial" w:hAnsi="Arial" w:cs="Arial"/>
-          <w:sz w:val="24"/>
-          <w:szCs w:val="24"/>
-        </w:rPr>
-        <w:t>Assal</w:t>
-      </w:r>
-      <w:proofErr w:type="spellEnd"/>
-      <w:r>
-        <w:rPr>
-          <w:rFonts w:ascii="Arial" w:hAnsi="Arial" w:cs="Arial"/>
-          <w:sz w:val="24"/>
-          <w:szCs w:val="24"/>
-        </w:rPr>
-        <w:t>,</w:t>
-      </w:r>
-      <w:r>
-        <w:rPr>
-          <w:rFonts w:ascii="Arial" w:hAnsi="Arial" w:cs="Arial"/>
-          <w:sz w:val="24"/>
-          <w:szCs w:val="24"/>
-        </w:rPr>
-        <w:t xml:space="preserve"> </w:t>
-      </w:r>
-      <w:r>
-        <w:rPr>
-          <w:rFonts w:ascii="Arial" w:hAnsi="Arial" w:cs="Arial"/>
-          <w:sz w:val="24"/>
-          <w:szCs w:val="24"/>
-        </w:rPr>
-        <w:t xml:space="preserve">ID: </w:t>
-      </w:r>
-      <w:r>
-        <w:rPr>
-          <w:rFonts w:ascii="Arial" w:hAnsi="Arial" w:cs="Arial"/>
-          <w:sz w:val="24"/>
-          <w:szCs w:val="24"/>
-        </w:rPr>
         <w:t>MA2201152</w:t>
       </w:r>
-      <w:bookmarkStart w:id="0" w:name="_GoBack"/>
-      <w:bookmarkEnd w:id="0"/>
     </w:p>
     <w:p>
       <w:pPr>
@@ -490,6 +448,12 @@
     </w:p>
     <w:sdt>
       <w:sdtPr>
+        <w:rPr>
+          <w:rFonts w:asciiTheme="minorHAnsi" w:eastAsiaTheme="minorHAnsi" w:hAnsiTheme="minorHAnsi" w:cstheme="minorBidi"/>
+          <w:color w:val="auto"/>
+          <w:sz w:val="22"/>
+          <w:szCs w:val="22"/>
+        </w:rPr>
         <w:id w:val="1082722694"/>
         <w:docPartObj>
           <w:docPartGallery w:val="Table of Contents"/>
@@ -498,13 +462,9 @@
       </w:sdtPr>
       <w:sdtEndPr>
         <w:rPr>
-          <w:rFonts w:asciiTheme="minorHAnsi" w:eastAsiaTheme="minorHAnsi" w:hAnsiTheme="minorHAnsi" w:cstheme="minorBidi"/>
           <w:b/>
           <w:bCs/>
           <w:noProof/>
-          <w:color w:val="auto"/>
-          <w:sz w:val="22"/>
-          <w:szCs w:val="22"/>
         </w:rPr>
       </w:sdtEndPr>
       <w:sdtContent>
@@ -1643,14 +1603,6 @@
     <w:p>
       <w:pPr>
         <w:rPr>
-          <w:sz w:val="28"/>
-          <w:szCs w:val="28"/>
-        </w:rPr>
-      </w:pPr>
-    </w:p>
-    <w:p>
-      <w:pPr>
-        <w:rPr>
           <w:sz w:val="32"/>
           <w:szCs w:val="32"/>
         </w:rPr>
@@ -1660,6 +1612,7 @@
           <w:sz w:val="32"/>
           <w:szCs w:val="32"/>
         </w:rPr>
+        <w:lastRenderedPageBreak/>
         <w:t>Table of figures:</w:t>
       </w:r>
     </w:p>
@@ -1801,65 +1754,77 @@
     </w:p>
     <w:p>
       <w:pPr>
-        <w:rPr>
-          <w:sz w:val="32"/>
-          <w:szCs w:val="32"/>
-        </w:rPr>
-      </w:pPr>
-    </w:p>
-    <w:p>
-      <w:pPr>
-        <w:rPr>
-          <w:sz w:val="32"/>
-          <w:szCs w:val="32"/>
-        </w:rPr>
-      </w:pPr>
-    </w:p>
-    <w:p>
-      <w:pPr>
-        <w:rPr>
-          <w:sz w:val="32"/>
-          <w:szCs w:val="32"/>
-        </w:rPr>
-      </w:pPr>
-    </w:p>
-    <w:p>
-      <w:pPr>
-        <w:spacing w:after="0" w:line="240" w:lineRule="auto"/>
-        <w:rPr>
-          <w:rFonts w:ascii="Times New Roman" w:eastAsia="Times New Roman" w:hAnsi="Times New Roman" w:cs="Times New Roman"/>
-          <w:sz w:val="24"/>
-          <w:szCs w:val="24"/>
-        </w:rPr>
-      </w:pPr>
-    </w:p>
-    <w:p>
-      <w:pPr>
-        <w:spacing w:after="0" w:line="240" w:lineRule="auto"/>
-        <w:rPr>
-          <w:rFonts w:ascii="Times New Roman" w:eastAsia="Times New Roman" w:hAnsi="Times New Roman" w:cs="Times New Roman"/>
-          <w:sz w:val="24"/>
-          <w:szCs w:val="24"/>
-        </w:rPr>
-      </w:pPr>
-    </w:p>
-    <w:p>
-      <w:pPr>
         <w:pStyle w:val="Heading1"/>
         <w:rPr>
-          <w:rFonts w:ascii="Arial" w:eastAsia="Times New Roman" w:hAnsi="Arial" w:cs="Arial"/>
-          <w:color w:val="auto"/>
-        </w:rPr>
-      </w:pPr>
-      <w:bookmarkStart w:id="1" w:name="_Toc195195295"/>
-      <w:r>
-        <w:rPr>
-          <w:rFonts w:ascii="Arial" w:eastAsia="Times New Roman" w:hAnsi="Arial" w:cs="Arial"/>
-          <w:color w:val="auto"/>
-        </w:rPr>
+          <w:rFonts w:asciiTheme="minorHAnsi" w:eastAsiaTheme="minorHAnsi" w:hAnsiTheme="minorHAnsi" w:cstheme="minorBidi"/>
+          <w:color w:val="auto"/>
+        </w:rPr>
+      </w:pPr>
+      <w:bookmarkStart w:id="0" w:name="_Toc195195295"/>
+    </w:p>
+    <w:p/>
+    <w:p>
+      <w:bookmarkStart w:id="1" w:name="_GoBack"/>
+      <w:bookmarkEnd w:id="1"/>
+    </w:p>
+    <w:p>
+      <w:pPr>
+        <w:pStyle w:val="Heading1"/>
+        <w:rPr>
+          <w:rFonts w:ascii="Arial" w:eastAsia="Times New Roman" w:hAnsi="Arial" w:cs="Arial"/>
+          <w:color w:val="auto"/>
+        </w:rPr>
+      </w:pPr>
+      <w:r>
+        <w:rPr>
+          <w:rFonts w:ascii="Arial" w:eastAsia="Times New Roman" w:hAnsi="Arial" w:cs="Arial"/>
+          <w:color w:val="auto"/>
+        </w:rPr>
+        <w:lastRenderedPageBreak/>
         <w:t>Introduction:</w:t>
       </w:r>
-      <w:bookmarkEnd w:id="1"/>
+      <w:bookmarkEnd w:id="0"/>
+    </w:p>
+    <w:p>
+      <w:pPr>
+        <w:rPr>
+          <w:rFonts w:ascii="Arial" w:hAnsi="Arial" w:cs="Arial"/>
+          <w:sz w:val="28"/>
+          <w:szCs w:val="28"/>
+        </w:rPr>
+      </w:pPr>
+      <w:r>
+        <w:rPr>
+          <w:rFonts w:ascii="Arial" w:hAnsi="Arial" w:cs="Arial"/>
+          <w:sz w:val="28"/>
+          <w:szCs w:val="28"/>
+        </w:rPr>
+        <w:t>Th</w:t>
+      </w:r>
+      <w:r>
+        <w:rPr>
+          <w:rFonts w:ascii="Arial" w:hAnsi="Arial" w:cs="Arial"/>
+          <w:sz w:val="28"/>
+          <w:szCs w:val="28"/>
+        </w:rPr>
+        <w:t xml:space="preserve">is documentation purpose is to provide an understanding technical and non-technical aspects of the website application and document tools used and the decisions </w:t>
+      </w:r>
+      <w:r>
+        <w:rPr>
+          <w:rFonts w:ascii="Arial" w:hAnsi="Arial" w:cs="Arial"/>
+          <w:sz w:val="28"/>
+          <w:szCs w:val="28"/>
+        </w:rPr>
+        <w:t>that team has made. Making sure that customer requirements are met such as different themes and easy to use website.</w:t>
+      </w:r>
+      <w:r>
+        <w:rPr>
+          <w:rFonts w:ascii="Arial" w:hAnsi="Arial" w:cs="Arial"/>
+          <w:sz w:val="28"/>
+          <w:szCs w:val="28"/>
+        </w:rPr>
+        <w:t xml:space="preserve"> </w:t>
+      </w:r>
     </w:p>
     <w:p>
       <w:pPr>
@@ -2965,7 +2930,7 @@
 </file>
 
 <file path=customXml/itemProps1.xml><?xml version="1.0" encoding="utf-8"?>
-<ds:datastoreItem xmlns:ds="http://schemas.openxmlformats.org/officeDocument/2006/customXml" ds:itemID="{C1C43F4A-68B3-4AA3-9055-4CD2AEE874D9}">
+<ds:datastoreItem xmlns:ds="http://schemas.openxmlformats.org/officeDocument/2006/customXml" ds:itemID="{FEE80794-10AB-4780-A75D-E0D65F2A74C9}">
   <ds:schemaRefs>
     <ds:schemaRef ds:uri="http://schemas.openxmlformats.org/officeDocument/2006/bibliography"/>
   </ds:schemaRefs>
